--- a/word/C.V.docx
+++ b/word/C.V.docx
@@ -7,7 +7,7 @@
         <w:widowControl/>
         <w:autoSpaceDE/>
         <w:autoSpaceDN/>
-        <w:spacing w:before="100" w:beforeAutospacing="1" w:after="100" w:afterAutospacing="1"/>
+        <w:spacing w:before="135" w:after="135" w:line="240" w:lineRule="auto"/>
         <w:rPr>
           <w:rFonts w:ascii="Times New Roman" w:eastAsia="Times New Roman" w:hAnsi="Times New Roman" w:cs="Times New Roman"/>
         </w:rPr>
@@ -68,7 +68,7 @@
         <w:widowControl/>
         <w:autoSpaceDE/>
         <w:autoSpaceDN/>
-        <w:spacing w:before="100" w:beforeAutospacing="1" w:after="100" w:afterAutospacing="1"/>
+        <w:spacing w:before="135" w:after="135" w:line="240" w:lineRule="auto"/>
         <w:outlineLvl w:val="2"/>
         <w:rPr>
           <w:rFonts w:ascii="Times New Roman" w:eastAsia="Times New Roman" w:hAnsi="Times New Roman" w:cs="Times New Roman"/>
@@ -94,7 +94,7 @@
         <w:widowControl/>
         <w:autoSpaceDE/>
         <w:autoSpaceDN/>
-        <w:spacing w:before="100" w:beforeAutospacing="1" w:after="100" w:afterAutospacing="1"/>
+        <w:spacing w:before="135" w:after="135" w:line="240" w:lineRule="auto"/>
         <w:rPr>
           <w:rFonts w:ascii="Times New Roman" w:eastAsia="Times New Roman" w:hAnsi="Times New Roman" w:cs="Times New Roman"/>
         </w:rPr>
@@ -129,7 +129,7 @@
         <w:widowControl/>
         <w:autoSpaceDE/>
         <w:autoSpaceDN/>
-        <w:spacing w:before="100" w:beforeAutospacing="1" w:after="100" w:afterAutospacing="1"/>
+        <w:spacing w:before="135" w:after="135" w:line="240" w:lineRule="auto"/>
         <w:outlineLvl w:val="2"/>
         <w:rPr>
           <w:rFonts w:ascii="Times New Roman" w:eastAsia="Times New Roman" w:hAnsi="Times New Roman" w:cs="Times New Roman"/>
@@ -155,7 +155,7 @@
         <w:widowControl/>
         <w:autoSpaceDE/>
         <w:autoSpaceDN/>
-        <w:spacing w:before="100" w:beforeAutospacing="1" w:after="100" w:afterAutospacing="1"/>
+        <w:spacing w:before="135" w:after="135" w:line="240" w:lineRule="auto"/>
         <w:rPr>
           <w:rFonts w:ascii="Times New Roman" w:eastAsia="Times New Roman" w:hAnsi="Times New Roman" w:cs="Times New Roman"/>
         </w:rPr>
@@ -267,7 +267,7 @@
         <w:widowControl/>
         <w:autoSpaceDE/>
         <w:autoSpaceDN/>
-        <w:spacing w:before="100" w:beforeAutospacing="1" w:after="100" w:afterAutospacing="1"/>
+        <w:spacing w:before="135" w:after="135" w:line="240" w:lineRule="auto"/>
         <w:outlineLvl w:val="2"/>
         <w:rPr>
           <w:rFonts w:ascii="Times New Roman" w:eastAsia="Times New Roman" w:hAnsi="Times New Roman" w:cs="Times New Roman"/>
@@ -293,7 +293,7 @@
         <w:widowControl/>
         <w:autoSpaceDE/>
         <w:autoSpaceDN/>
-        <w:spacing w:before="100" w:beforeAutospacing="1" w:after="100" w:afterAutospacing="1"/>
+        <w:spacing w:before="135" w:after="135" w:line="240" w:lineRule="auto"/>
         <w:rPr>
           <w:rFonts w:ascii="Times New Roman" w:eastAsia="Times New Roman" w:hAnsi="Times New Roman" w:cs="Times New Roman"/>
         </w:rPr>
@@ -337,7 +337,7 @@
         </w:numPr>
         <w:autoSpaceDE/>
         <w:autoSpaceDN/>
-        <w:spacing w:before="100" w:beforeAutospacing="1" w:after="100" w:afterAutospacing="1"/>
+        <w:spacing w:before="135" w:after="135" w:line="240" w:lineRule="auto"/>
         <w:rPr>
           <w:rFonts w:ascii="Times New Roman" w:eastAsia="Times New Roman" w:hAnsi="Times New Roman" w:cs="Times New Roman"/>
         </w:rPr>
@@ -354,7 +354,7 @@
         <w:widowControl/>
         <w:autoSpaceDE/>
         <w:autoSpaceDN/>
-        <w:spacing w:before="100" w:beforeAutospacing="1" w:after="100" w:afterAutospacing="1"/>
+        <w:spacing w:before="135" w:after="135" w:line="240" w:lineRule="auto"/>
         <w:rPr>
           <w:rFonts w:ascii="Times New Roman" w:eastAsia="Times New Roman" w:hAnsi="Times New Roman" w:cs="Times New Roman"/>
         </w:rPr>
@@ -398,7 +398,7 @@
         </w:numPr>
         <w:autoSpaceDE/>
         <w:autoSpaceDN/>
-        <w:spacing w:before="100" w:beforeAutospacing="1" w:after="100" w:afterAutospacing="1"/>
+        <w:spacing w:before="135" w:after="135" w:line="240" w:lineRule="auto"/>
         <w:rPr>
           <w:rFonts w:ascii="Times New Roman" w:eastAsia="Times New Roman" w:hAnsi="Times New Roman" w:cs="Times New Roman"/>
         </w:rPr>
@@ -415,7 +415,7 @@
         <w:widowControl/>
         <w:autoSpaceDE/>
         <w:autoSpaceDN/>
-        <w:spacing w:before="100" w:beforeAutospacing="1" w:after="100" w:afterAutospacing="1"/>
+        <w:spacing w:before="135" w:after="135" w:line="240" w:lineRule="auto"/>
         <w:rPr>
           <w:rFonts w:ascii="Times New Roman" w:eastAsia="Times New Roman" w:hAnsi="Times New Roman" w:cs="Times New Roman"/>
         </w:rPr>
@@ -438,7 +438,7 @@
         </w:numPr>
         <w:autoSpaceDE/>
         <w:autoSpaceDN/>
-        <w:spacing w:before="100" w:beforeAutospacing="1" w:after="100" w:afterAutospacing="1"/>
+        <w:spacing w:before="135" w:after="135" w:line="240" w:lineRule="auto"/>
         <w:rPr>
           <w:rFonts w:ascii="Times New Roman" w:eastAsia="Times New Roman" w:hAnsi="Times New Roman" w:cs="Times New Roman"/>
         </w:rPr>
@@ -467,7 +467,7 @@
         </w:numPr>
         <w:autoSpaceDE/>
         <w:autoSpaceDN/>
-        <w:spacing w:before="100" w:beforeAutospacing="1" w:after="100" w:afterAutospacing="1"/>
+        <w:spacing w:before="135" w:after="135" w:line="240" w:lineRule="auto"/>
         <w:rPr>
           <w:rFonts w:ascii="Times New Roman" w:eastAsia="Times New Roman" w:hAnsi="Times New Roman" w:cs="Times New Roman"/>
         </w:rPr>
@@ -496,7 +496,7 @@
         </w:numPr>
         <w:autoSpaceDE/>
         <w:autoSpaceDN/>
-        <w:spacing w:before="100" w:beforeAutospacing="1" w:after="100" w:afterAutospacing="1"/>
+        <w:spacing w:before="135" w:after="135" w:line="240" w:lineRule="auto"/>
         <w:rPr>
           <w:rFonts w:ascii="Times New Roman" w:eastAsia="Times New Roman" w:hAnsi="Times New Roman" w:cs="Times New Roman"/>
         </w:rPr>
@@ -525,7 +525,7 @@
         </w:numPr>
         <w:autoSpaceDE/>
         <w:autoSpaceDN/>
-        <w:spacing w:before="100" w:beforeAutospacing="1" w:after="100" w:afterAutospacing="1"/>
+        <w:spacing w:before="135" w:after="135" w:line="240" w:lineRule="auto"/>
         <w:rPr>
           <w:rFonts w:ascii="Times New Roman" w:eastAsia="Times New Roman" w:hAnsi="Times New Roman" w:cs="Times New Roman"/>
         </w:rPr>
@@ -554,7 +554,7 @@
         </w:numPr>
         <w:autoSpaceDE/>
         <w:autoSpaceDN/>
-        <w:spacing w:before="100" w:beforeAutospacing="1" w:after="100" w:afterAutospacing="1"/>
+        <w:spacing w:before="135" w:after="135" w:line="240" w:lineRule="auto"/>
         <w:rPr>
           <w:rFonts w:ascii="Times New Roman" w:eastAsia="Times New Roman" w:hAnsi="Times New Roman" w:cs="Times New Roman"/>
         </w:rPr>
@@ -597,7 +597,7 @@
         <w:widowControl/>
         <w:autoSpaceDE/>
         <w:autoSpaceDN/>
-        <w:spacing w:before="100" w:beforeAutospacing="1" w:after="100" w:afterAutospacing="1"/>
+        <w:spacing w:before="135" w:after="135" w:line="240" w:lineRule="auto"/>
         <w:outlineLvl w:val="2"/>
         <w:rPr>
           <w:rFonts w:ascii="Times New Roman" w:eastAsia="Times New Roman" w:hAnsi="Times New Roman" w:cs="Times New Roman"/>
@@ -623,18 +623,18 @@
         <w:widowControl/>
         <w:autoSpaceDE/>
         <w:autoSpaceDN/>
-        <w:spacing w:before="100" w:beforeAutospacing="1" w:after="100" w:afterAutospacing="1"/>
-        <w:rPr>
-          <w:rFonts w:ascii="Times New Roman" w:eastAsia="Times New Roman" w:hAnsi="Times New Roman" w:cs="Times New Roman"/>
-        </w:rPr>
-      </w:pPr>
-      <w:r>
-        <w:rPr>
-          <w:rFonts w:ascii="Times New Roman" w:eastAsia="Times New Roman" w:hAnsi="Times New Roman" w:cs="Times New Roman"/>
-          <w:b/>
-          <w:bCs/>
-        </w:rPr>
-        <w:t>SENIOR</w:t>
+        <w:spacing w:before="135" w:after="135" w:line="240" w:lineRule="auto"/>
+        <w:rPr>
+          <w:rFonts w:ascii="Times New Roman" w:eastAsia="Times New Roman" w:hAnsi="Times New Roman" w:cs="Times New Roman"/>
+        </w:rPr>
+      </w:pPr>
+      <w:r>
+        <w:rPr>
+          <w:rFonts w:ascii="Times New Roman" w:eastAsia="Times New Roman" w:hAnsi="Times New Roman" w:cs="Times New Roman"/>
+          <w:b/>
+          <w:bCs/>
+        </w:rPr>
+        <w:t>ERP Squad Lead - Senior</w:t>
       </w:r>
       <w:r>
         <w:rPr>
@@ -650,7 +650,7 @@
           <w:b/>
           <w:bCs/>
         </w:rPr>
-        <w:t xml:space="preserve"> &amp; ERP Squad Lead</w:t>
+        <w:t xml:space="preserve"/>
       </w:r>
       <w:r>
         <w:rPr>
@@ -704,18 +704,18 @@
         <w:widowControl/>
         <w:autoSpaceDE/>
         <w:autoSpaceDN/>
-        <w:spacing w:before="100" w:beforeAutospacing="1" w:after="100" w:afterAutospacing="1"/>
-        <w:rPr>
-          <w:rFonts w:ascii="Times New Roman" w:eastAsia="Times New Roman" w:hAnsi="Times New Roman" w:cs="Times New Roman"/>
-        </w:rPr>
-      </w:pPr>
-      <w:r>
-        <w:rPr>
-          <w:rFonts w:ascii="Times New Roman" w:eastAsia="Times New Roman" w:hAnsi="Times New Roman" w:cs="Times New Roman"/>
-          <w:b/>
-          <w:bCs/>
-        </w:rPr>
-        <w:t>MID ERP Full Stack Developer</w:t>
+        <w:spacing w:before="135" w:after="135" w:line="240" w:lineRule="auto"/>
+        <w:rPr>
+          <w:rFonts w:ascii="Times New Roman" w:eastAsia="Times New Roman" w:hAnsi="Times New Roman" w:cs="Times New Roman"/>
+        </w:rPr>
+      </w:pPr>
+      <w:r>
+        <w:rPr>
+          <w:rFonts w:ascii="Times New Roman" w:eastAsia="Times New Roman" w:hAnsi="Times New Roman" w:cs="Times New Roman"/>
+          <w:b/>
+          <w:bCs/>
+        </w:rPr>
+        <w:t>MID - ERP Full Stack Developer</w:t>
       </w:r>
       <w:r>
         <w:rPr>
@@ -779,18 +779,18 @@
         <w:widowControl/>
         <w:autoSpaceDE/>
         <w:autoSpaceDN/>
-        <w:spacing w:before="100" w:beforeAutospacing="1" w:after="100" w:afterAutospacing="1"/>
-        <w:rPr>
-          <w:rFonts w:ascii="Times New Roman" w:eastAsia="Times New Roman" w:hAnsi="Times New Roman" w:cs="Times New Roman"/>
-        </w:rPr>
-      </w:pPr>
-      <w:r>
-        <w:rPr>
-          <w:rFonts w:ascii="Times New Roman" w:eastAsia="Times New Roman" w:hAnsi="Times New Roman" w:cs="Times New Roman"/>
-          <w:b/>
-          <w:bCs/>
-        </w:rPr>
-        <w:t>ERP Full Stack Developer</w:t>
+        <w:spacing w:before="135" w:after="135" w:line="240" w:lineRule="auto"/>
+        <w:rPr>
+          <w:rFonts w:ascii="Times New Roman" w:eastAsia="Times New Roman" w:hAnsi="Times New Roman" w:cs="Times New Roman"/>
+        </w:rPr>
+      </w:pPr>
+      <w:r>
+        <w:rPr>
+          <w:rFonts w:ascii="Times New Roman" w:eastAsia="Times New Roman" w:hAnsi="Times New Roman" w:cs="Times New Roman"/>
+          <w:b/>
+          <w:bCs/>
+        </w:rPr>
+        <w:t>Senior Python / ERP Fullstack Developer &amp; Consultant</w:t>
       </w:r>
       <w:r>
         <w:rPr>
@@ -804,7 +804,7 @@
           <w:i/>
           <w:iCs/>
         </w:rPr>
-        <w:t>Nixpend</w:t>
+        <w:t>Maple Telecommunications</w:t>
       </w:r>
       <w:r>
         <w:rPr>
@@ -818,6 +818,53 @@
           <w:i/>
           <w:iCs/>
         </w:rPr>
+        <w:t>March 2025 – March 2026 (Part-Time)</w:t>
+      </w:r>
+    </w:p>
+    <w:p>
+      <w:pPr>
+        <w:widowControl/>
+        <w:autoSpaceDE/>
+        <w:autoSpaceDN/>
+        <w:spacing w:before="135" w:after="135" w:line="240" w:lineRule="auto"/>
+        <w:rPr>
+          <w:rFonts w:ascii="Times New Roman" w:eastAsia="Times New Roman" w:hAnsi="Times New Roman" w:cs="Times New Roman"/>
+        </w:rPr>
+      </w:pPr>
+      <w:r>
+        <w:rPr>
+          <w:rFonts w:ascii="Times New Roman" w:eastAsia="Times New Roman" w:hAnsi="Times New Roman" w:cs="Times New Roman"/>
+          <w:b/>
+          <w:bCs/>
+        </w:rPr>
+        <w:t>ERP Full Stack Developer</w:t>
+      </w:r>
+      <w:r>
+        <w:rPr>
+          <w:rFonts w:ascii="Times New Roman" w:eastAsia="Times New Roman" w:hAnsi="Times New Roman" w:cs="Times New Roman"/>
+        </w:rPr>
+        <w:br/>
+      </w:r>
+      <w:r>
+        <w:rPr>
+          <w:rFonts w:ascii="Times New Roman" w:eastAsia="Times New Roman" w:hAnsi="Times New Roman" w:cs="Times New Roman"/>
+          <w:i/>
+          <w:iCs/>
+        </w:rPr>
+        <w:t>Nixpend - Sequential Technologies</w:t>
+      </w:r>
+      <w:r>
+        <w:rPr>
+          <w:rFonts w:ascii="Times New Roman" w:eastAsia="Times New Roman" w:hAnsi="Times New Roman" w:cs="Times New Roman"/>
+        </w:rPr>
+        <w:t xml:space="preserve"> | </w:t>
+      </w:r>
+      <w:r>
+        <w:rPr>
+          <w:rFonts w:ascii="Times New Roman" w:eastAsia="Times New Roman" w:hAnsi="Times New Roman" w:cs="Times New Roman"/>
+          <w:i/>
+          <w:iCs/>
+        </w:rPr>
         <w:t>September 2022 – December 2023</w:t>
       </w:r>
     </w:p>
@@ -826,7 +873,54 @@
         <w:widowControl/>
         <w:autoSpaceDE/>
         <w:autoSpaceDN/>
-        <w:spacing w:before="100" w:beforeAutospacing="1" w:after="100" w:afterAutospacing="1"/>
+        <w:spacing w:before="135" w:after="135" w:line="240" w:lineRule="auto"/>
+        <w:rPr>
+          <w:rFonts w:ascii="Times New Roman" w:eastAsia="Times New Roman" w:hAnsi="Times New Roman" w:cs="Times New Roman"/>
+        </w:rPr>
+      </w:pPr>
+      <w:r>
+        <w:rPr>
+          <w:rFonts w:ascii="Times New Roman" w:eastAsia="Times New Roman" w:hAnsi="Times New Roman" w:cs="Times New Roman"/>
+          <w:b/>
+          <w:bCs/>
+        </w:rPr>
+        <w:t>Freelance Software Engineer</w:t>
+      </w:r>
+      <w:r>
+        <w:rPr>
+          <w:rFonts w:ascii="Times New Roman" w:eastAsia="Times New Roman" w:hAnsi="Times New Roman" w:cs="Times New Roman"/>
+        </w:rPr>
+        <w:br/>
+      </w:r>
+      <w:r>
+        <w:rPr>
+          <w:rFonts w:ascii="Times New Roman" w:eastAsia="Times New Roman" w:hAnsi="Times New Roman" w:cs="Times New Roman"/>
+          <w:i/>
+          <w:iCs/>
+        </w:rPr>
+        <w:t>Freelancer.com</w:t>
+      </w:r>
+      <w:r>
+        <w:rPr>
+          <w:rFonts w:ascii="Times New Roman" w:eastAsia="Times New Roman" w:hAnsi="Times New Roman" w:cs="Times New Roman"/>
+        </w:rPr>
+        <w:t xml:space="preserve"> | </w:t>
+      </w:r>
+      <w:r>
+        <w:rPr>
+          <w:rFonts w:ascii="Times New Roman" w:eastAsia="Times New Roman" w:hAnsi="Times New Roman" w:cs="Times New Roman"/>
+          <w:i/>
+          <w:iCs/>
+        </w:rPr>
+        <w:t>March 2022 – September 2022 (Freelance)</w:t>
+      </w:r>
+    </w:p>
+    <w:p>
+      <w:pPr>
+        <w:widowControl/>
+        <w:autoSpaceDE/>
+        <w:autoSpaceDN/>
+        <w:spacing w:before="135" w:after="135" w:line="240" w:lineRule="auto"/>
         <w:rPr>
           <w:rFonts w:ascii="Times New Roman" w:eastAsia="Times New Roman" w:hAnsi="Times New Roman" w:cs="Times New Roman"/>
         </w:rPr>
@@ -891,7 +985,7 @@
         <w:widowControl/>
         <w:autoSpaceDE/>
         <w:autoSpaceDN/>
-        <w:spacing w:before="100" w:beforeAutospacing="1" w:after="100" w:afterAutospacing="1"/>
+        <w:spacing w:before="135" w:after="135" w:line="240" w:lineRule="auto"/>
         <w:outlineLvl w:val="2"/>
         <w:rPr>
           <w:rFonts w:ascii="Times New Roman" w:eastAsia="Times New Roman" w:hAnsi="Times New Roman" w:cs="Times New Roman"/>
@@ -921,7 +1015,7 @@
         </w:numPr>
         <w:autoSpaceDE/>
         <w:autoSpaceDN/>
-        <w:spacing w:before="100" w:beforeAutospacing="1" w:after="100" w:afterAutospacing="1"/>
+        <w:spacing w:before="135" w:after="135" w:line="240" w:lineRule="auto"/>
         <w:rPr>
           <w:rFonts w:ascii="Times New Roman" w:eastAsia="Times New Roman" w:hAnsi="Times New Roman" w:cs="Times New Roman"/>
         </w:rPr>
@@ -956,7 +1050,7 @@
         </w:numPr>
         <w:autoSpaceDE/>
         <w:autoSpaceDN/>
-        <w:spacing w:before="100" w:beforeAutospacing="1" w:after="100" w:afterAutospacing="1"/>
+        <w:spacing w:before="135" w:after="135" w:line="240" w:lineRule="auto"/>
         <w:rPr>
           <w:rFonts w:ascii="Times New Roman" w:eastAsia="Times New Roman" w:hAnsi="Times New Roman" w:cs="Times New Roman"/>
         </w:rPr>
@@ -991,7 +1085,7 @@
         </w:numPr>
         <w:autoSpaceDE/>
         <w:autoSpaceDN/>
-        <w:spacing w:before="100" w:beforeAutospacing="1" w:after="100" w:afterAutospacing="1"/>
+        <w:spacing w:before="135" w:after="135" w:line="240" w:lineRule="auto"/>
         <w:rPr>
           <w:rFonts w:ascii="Times New Roman" w:eastAsia="Times New Roman" w:hAnsi="Times New Roman" w:cs="Times New Roman"/>
         </w:rPr>
@@ -1026,7 +1120,7 @@
         </w:numPr>
         <w:autoSpaceDE/>
         <w:autoSpaceDN/>
-        <w:spacing w:before="100" w:beforeAutospacing="1" w:after="100" w:afterAutospacing="1"/>
+        <w:spacing w:before="135" w:after="135" w:line="240" w:lineRule="auto"/>
         <w:rPr>
           <w:rFonts w:ascii="Times New Roman" w:eastAsia="Times New Roman" w:hAnsi="Times New Roman" w:cs="Times New Roman"/>
         </w:rPr>
@@ -1075,7 +1169,7 @@
         <w:widowControl/>
         <w:autoSpaceDE/>
         <w:autoSpaceDN/>
-        <w:spacing w:before="100" w:beforeAutospacing="1" w:after="100" w:afterAutospacing="1"/>
+        <w:spacing w:before="135" w:after="135" w:line="240" w:lineRule="auto"/>
         <w:outlineLvl w:val="2"/>
         <w:rPr>
           <w:rFonts w:ascii="Times New Roman" w:eastAsia="Times New Roman" w:hAnsi="Times New Roman" w:cs="Times New Roman"/>
@@ -1105,7 +1199,7 @@
         </w:numPr>
         <w:autoSpaceDE/>
         <w:autoSpaceDN/>
-        <w:spacing w:before="100" w:beforeAutospacing="1" w:after="100" w:afterAutospacing="1"/>
+        <w:spacing w:before="135" w:after="135" w:line="240" w:lineRule="auto"/>
         <w:rPr>
           <w:rFonts w:ascii="Times New Roman" w:eastAsia="Times New Roman" w:hAnsi="Times New Roman" w:cs="Times New Roman"/>
         </w:rPr>
@@ -1188,7 +1282,7 @@
         <w:widowControl/>
         <w:autoSpaceDE/>
         <w:autoSpaceDN/>
-        <w:spacing w:before="100" w:beforeAutospacing="1" w:after="100" w:afterAutospacing="1"/>
+        <w:spacing w:before="135" w:after="135" w:line="240" w:lineRule="auto"/>
         <w:outlineLvl w:val="2"/>
         <w:rPr>
           <w:rFonts w:ascii="Times New Roman" w:eastAsia="Times New Roman" w:hAnsi="Times New Roman" w:cs="Times New Roman"/>
@@ -1218,7 +1312,7 @@
         </w:numPr>
         <w:autoSpaceDE/>
         <w:autoSpaceDN/>
-        <w:spacing w:before="100" w:beforeAutospacing="1" w:after="100" w:afterAutospacing="1"/>
+        <w:spacing w:before="135" w:after="135" w:line="240" w:lineRule="auto"/>
         <w:rPr>
           <w:rFonts w:ascii="Times New Roman" w:eastAsia="Times New Roman" w:hAnsi="Times New Roman" w:cs="Times New Roman"/>
         </w:rPr>
@@ -1247,7 +1341,7 @@
         </w:numPr>
         <w:autoSpaceDE/>
         <w:autoSpaceDN/>
-        <w:spacing w:before="100" w:beforeAutospacing="1" w:after="100" w:afterAutospacing="1"/>
+        <w:spacing w:before="135" w:after="135" w:line="240" w:lineRule="auto"/>
         <w:rPr>
           <w:rFonts w:ascii="Times New Roman" w:eastAsia="Times New Roman" w:hAnsi="Times New Roman" w:cs="Times New Roman"/>
         </w:rPr>
@@ -1288,7 +1382,7 @@
         </w:numPr>
         <w:autoSpaceDE/>
         <w:autoSpaceDN/>
-        <w:spacing w:before="100" w:beforeAutospacing="1" w:after="100" w:afterAutospacing="1"/>
+        <w:spacing w:before="135" w:after="135" w:line="240" w:lineRule="auto"/>
         <w:rPr>
           <w:rFonts w:ascii="Times New Roman" w:eastAsia="Times New Roman" w:hAnsi="Times New Roman" w:cs="Times New Roman"/>
         </w:rPr>
@@ -1317,7 +1411,7 @@
         </w:numPr>
         <w:autoSpaceDE/>
         <w:autoSpaceDN/>
-        <w:spacing w:before="100" w:beforeAutospacing="1" w:after="100" w:afterAutospacing="1"/>
+        <w:spacing w:before="135" w:after="135" w:line="240" w:lineRule="auto"/>
         <w:rPr>
           <w:rFonts w:ascii="Times New Roman" w:eastAsia="Times New Roman" w:hAnsi="Times New Roman" w:cs="Times New Roman"/>
         </w:rPr>
@@ -1346,7 +1440,7 @@
         </w:numPr>
         <w:autoSpaceDE/>
         <w:autoSpaceDN/>
-        <w:spacing w:before="100" w:beforeAutospacing="1" w:after="100" w:afterAutospacing="1"/>
+        <w:spacing w:before="135" w:after="135" w:line="240" w:lineRule="auto"/>
         <w:rPr>
           <w:rFonts w:ascii="Times New Roman" w:eastAsia="Times New Roman" w:hAnsi="Times New Roman" w:cs="Times New Roman"/>
           <w:sz w:val="24"/>
@@ -1381,7 +1475,7 @@
         <w:widowControl/>
         <w:autoSpaceDE/>
         <w:autoSpaceDN/>
-        <w:spacing w:before="100" w:beforeAutospacing="1" w:after="100" w:afterAutospacing="1"/>
+        <w:spacing w:before="135" w:after="135" w:line="240" w:lineRule="auto"/>
         <w:jc w:val="center"/>
         <w:outlineLvl w:val="2"/>
         <w:rPr>
@@ -1475,6 +1569,7 @@
     </w:p>
     <w:p>
       <w:pPr>
+        <w:pageBreakBefore/>
         <w:widowControl/>
         <w:autoSpaceDE/>
         <w:spacing w:before="100" w:beforeAutospacing="1" w:after="100" w:afterAutospacing="1"/>
@@ -1521,19 +1616,19 @@
         <w:rPr>
           <w:rFonts w:ascii="Times New Roman" w:eastAsia="Times New Roman" w:hAnsi="Times New Roman" w:cs="Times New Roman"/>
         </w:rPr>
-        <w:t>Senior</w:t>
-      </w:r>
-      <w:r>
-        <w:rPr>
-          <w:rFonts w:ascii="Times New Roman" w:eastAsia="Times New Roman" w:hAnsi="Times New Roman" w:cs="Times New Roman"/>
-        </w:rPr>
-        <w:t xml:space="preserve"> - ERP Full Stack Developer</w:t>
-      </w:r>
-      <w:r>
-        <w:rPr>
-          <w:rFonts w:ascii="Times New Roman" w:eastAsia="Times New Roman" w:hAnsi="Times New Roman" w:cs="Times New Roman"/>
-        </w:rPr>
-        <w:t xml:space="preserve"> – Squad Lead</w:t>
+        <w:t>ERP Squad Lead - Senior</w:t>
+      </w:r>
+      <w:r>
+        <w:rPr>
+          <w:rFonts w:ascii="Times New Roman" w:eastAsia="Times New Roman" w:hAnsi="Times New Roman" w:cs="Times New Roman"/>
+        </w:rPr>
+        <w:t xml:space="preserve"> ERP Full Stack Developer</w:t>
+      </w:r>
+      <w:r>
+        <w:rPr>
+          <w:rFonts w:ascii="Times New Roman" w:eastAsia="Times New Roman" w:hAnsi="Times New Roman" w:cs="Times New Roman"/>
+        </w:rPr>
+        <w:t xml:space="preserve"/>
       </w:r>
       <w:r>
         <w:rPr>
@@ -1998,22 +2093,7 @@
         <w:rPr>
           <w:rFonts w:ascii="Times New Roman" w:eastAsia="Times New Roman" w:hAnsi="Times New Roman" w:cs="Times New Roman"/>
         </w:rPr>
-        <w:t xml:space="preserve">Built a complete document generation module from scratch (similar to </w:t>
-      </w:r>
-      <w:hyperlink r:id="rId14" w:history="1">
-        <w:r>
-          <w:rPr>
-            <w:rStyle w:val="Hyperlink"/>
-            <w:rFonts w:ascii="Times New Roman" w:eastAsia="Times New Roman" w:hAnsi="Times New Roman" w:cs="Times New Roman"/>
-          </w:rPr>
-          <w:t>Docmosis</w:t>
-        </w:r>
-      </w:hyperlink>
-      <w:r>
-        <w:rPr>
-          <w:rFonts w:ascii="Times New Roman" w:eastAsia="Times New Roman" w:hAnsi="Times New Roman" w:cs="Times New Roman"/>
-        </w:rPr>
-        <w:t>), tailored for ERP needs.</w:t>
+        <w:t>Successfully upgraded Frappe/ERPNext from v15 to v16, overseeing the Docker image, DevOps Helm chart, NGINX, and all related configuration — delivering a smooth, issue-free migration that covered both the ERP application itself and our DevOps infrastructure needs.</w:t>
       </w:r>
     </w:p>
     <w:p>
@@ -2034,7 +2114,19 @@
         <w:rPr>
           <w:rFonts w:ascii="Times New Roman" w:eastAsia="Times New Roman" w:hAnsi="Times New Roman" w:cs="Times New Roman"/>
         </w:rPr>
-        <w:t>Developed the “Single View Connector,” a standalone Flask application for integrating with external banking and third-party services.</w:t>
+        <w:t xml:space="preserve">Built a complete document generation module from scratch (similar to </w:t>
+      </w:r>
+      <w:r>
+        <w:rPr>
+          <w:rFonts w:ascii="Times New Roman" w:eastAsia="Times New Roman" w:hAnsi="Times New Roman" w:cs="Times New Roman"/>
+        </w:rPr>
+        <w:t>Docmosis</w:t>
+      </w:r>
+      <w:r>
+        <w:rPr>
+          <w:rFonts w:ascii="Times New Roman" w:eastAsia="Times New Roman" w:hAnsi="Times New Roman" w:cs="Times New Roman"/>
+        </w:rPr>
+        <w:t>), tailored for ERP needs.</w:t>
       </w:r>
     </w:p>
     <w:p>
@@ -2055,7 +2147,7 @@
         <w:rPr>
           <w:rFonts w:ascii="Times New Roman" w:eastAsia="Times New Roman" w:hAnsi="Times New Roman" w:cs="Times New Roman"/>
         </w:rPr>
-        <w:t>Designed and implemented a customizable Kanban board and resolved complex user interaction challenges.</w:t>
+        <w:t>Developed the “Single View Connector,” a standalone Flask application for integrating with external banking and third-party services.</w:t>
       </w:r>
     </w:p>
     <w:p>
@@ -2076,6 +2168,27 @@
         <w:rPr>
           <w:rFonts w:ascii="Times New Roman" w:eastAsia="Times New Roman" w:hAnsi="Times New Roman" w:cs="Times New Roman"/>
         </w:rPr>
+        <w:t>Designed and implemented a customizable Kanban board and resolved complex user interaction challenges.</w:t>
+      </w:r>
+    </w:p>
+    <w:p>
+      <w:pPr>
+        <w:widowControl/>
+        <w:numPr>
+          <w:ilvl w:val="0"/>
+          <w:numId w:val="28"/>
+        </w:numPr>
+        <w:autoSpaceDE/>
+        <w:autoSpaceDN/>
+        <w:spacing w:before="100" w:beforeAutospacing="1" w:after="100" w:afterAutospacing="1"/>
+        <w:rPr>
+          <w:rFonts w:ascii="Times New Roman" w:eastAsia="Times New Roman" w:hAnsi="Times New Roman" w:cs="Times New Roman"/>
+        </w:rPr>
+      </w:pPr>
+      <w:r>
+        <w:rPr>
+          <w:rFonts w:ascii="Times New Roman" w:eastAsia="Times New Roman" w:hAnsi="Times New Roman" w:cs="Times New Roman"/>
+        </w:rPr>
         <w:t>Automated instance setup using Bash for WSL and Ubuntu environments, reducing developer setup time.</w:t>
       </w:r>
     </w:p>
@@ -2542,7 +2655,7 @@
         <w:rPr>
           <w:rFonts w:ascii="Times New Roman" w:eastAsia="Times New Roman" w:hAnsi="Times New Roman" w:cs="Times New Roman"/>
         </w:rPr>
-        <w:t>: Nixpend</w:t>
+        <w:t>: Maple Telecommunications</w:t>
       </w:r>
       <w:r>
         <w:rPr>
@@ -2562,7 +2675,7 @@
         <w:rPr>
           <w:rFonts w:ascii="Times New Roman" w:eastAsia="Times New Roman" w:hAnsi="Times New Roman" w:cs="Times New Roman"/>
         </w:rPr>
-        <w:t>: ERP Full Stack Developer</w:t>
+        <w:t>: Senior Python / ERP Fullstack Developer &amp; Consultant</w:t>
       </w:r>
       <w:r>
         <w:rPr>
@@ -2576,13 +2689,13 @@
           <w:b/>
           <w:bCs/>
         </w:rPr>
-        <w:t>Acting Roles</w:t>
-      </w:r>
-      <w:r>
-        <w:rPr>
-          <w:rFonts w:ascii="Times New Roman" w:eastAsia="Times New Roman" w:hAnsi="Times New Roman" w:cs="Times New Roman"/>
-        </w:rPr>
-        <w:t>: ERP Trainer, Release Manager, Team Helper</w:t>
+        <w:t>Engagement</w:t>
+      </w:r>
+      <w:r>
+        <w:rPr>
+          <w:rFonts w:ascii="Times New Roman" w:eastAsia="Times New Roman" w:hAnsi="Times New Roman" w:cs="Times New Roman"/>
+        </w:rPr>
+        <w:t>: Part-Time · Hybrid · Amman, Jordan</w:t>
       </w:r>
       <w:r>
         <w:rPr>
@@ -2602,7 +2715,7 @@
         <w:rPr>
           <w:rFonts w:ascii="Times New Roman" w:eastAsia="Times New Roman" w:hAnsi="Times New Roman" w:cs="Times New Roman"/>
         </w:rPr>
-        <w:t>: September 2022 – December 2023 (1 Year, 4 Months)</w:t>
+        <w:t>: March 2025 – March 2026 (Part-Time)</w:t>
       </w:r>
     </w:p>
     <w:p>
@@ -2655,7 +2768,421 @@
         <w:rPr>
           <w:rFonts w:ascii="Times New Roman" w:eastAsia="Times New Roman" w:hAnsi="Times New Roman" w:cs="Times New Roman"/>
         </w:rPr>
-        <w:t>: Frappe Framework (JS/Python), Python, JavaScript, ERPNext, JINJA, HTML, CSS, Ajax, jQuery, SQL/MySQL</w:t>
+        <w:t>: FastAPI, Frappe Framework (JS/Python), Frappe/ERPNext, Python, PostgreSQL, JavaScript, HTML, CSS, Telegram Bot API, REST APIs, Docker</w:t>
+      </w:r>
+    </w:p>
+    <w:p>
+      <w:pPr>
+        <w:widowControl/>
+        <w:autoSpaceDE/>
+        <w:spacing w:before="100" w:beforeAutospacing="1" w:after="100" w:afterAutospacing="1"/>
+        <w:outlineLvl w:val="2"/>
+        <w:rPr>
+          <w:rFonts w:ascii="Times New Roman" w:eastAsia="Times New Roman" w:hAnsi="Times New Roman" w:cs="Times New Roman"/>
+          <w:b/>
+          <w:bCs/>
+          <w:sz w:val="24"/>
+          <w:szCs w:val="24"/>
+        </w:rPr>
+      </w:pPr>
+      <w:r>
+        <w:rPr>
+          <w:rFonts w:ascii="Times New Roman" w:eastAsia="Times New Roman" w:hAnsi="Times New Roman" w:cs="Times New Roman"/>
+          <w:b/>
+          <w:bCs/>
+          <w:sz w:val="24"/>
+          <w:szCs w:val="24"/>
+        </w:rPr>
+        <w:t>Key Contributions</w:t>
+      </w:r>
+    </w:p>
+    <w:p>
+      <w:pPr>
+        <w:widowControl/>
+        <w:autoSpaceDE/>
+        <w:spacing w:before="100" w:beforeAutospacing="1" w:after="100" w:afterAutospacing="1"/>
+        <w:outlineLvl w:val="3"/>
+        <w:rPr>
+          <w:rFonts w:ascii="Times New Roman" w:eastAsia="Times New Roman" w:hAnsi="Times New Roman" w:cs="Times New Roman"/>
+          <w:b/>
+          <w:bCs/>
+        </w:rPr>
+      </w:pPr>
+      <w:r>
+        <w:rPr>
+          <w:rFonts w:ascii="Times New Roman" w:eastAsia="Times New Roman" w:hAnsi="Times New Roman" w:cs="Times New Roman"/>
+          <w:b/>
+          <w:bCs/>
+        </w:rPr>
+        <w:t>ERP &amp; Frappe Development</w:t>
+      </w:r>
+    </w:p>
+    <w:p>
+      <w:pPr>
+        <w:widowControl/>
+        <w:numPr>
+          <w:ilvl w:val="0"/>
+          <w:numId w:val="15"/>
+        </w:numPr>
+        <w:autoSpaceDE/>
+        <w:spacing w:before="100" w:beforeAutospacing="1" w:after="100" w:afterAutospacing="1"/>
+        <w:rPr>
+          <w:rFonts w:ascii="Times New Roman" w:eastAsia="Times New Roman" w:hAnsi="Times New Roman" w:cs="Times New Roman"/>
+        </w:rPr>
+      </w:pPr>
+      <w:r>
+        <w:rPr>
+          <w:rFonts w:ascii="Times New Roman" w:eastAsia="Times New Roman" w:hAnsi="Times New Roman" w:cs="Times New Roman"/>
+        </w:rPr>
+        <w:t>Led the customization and optimization of Frappe ERPNext, implementing multi-company workflows, custom fields, and dynamic filters to enhance operational efficiency.</w:t>
+      </w:r>
+    </w:p>
+    <w:p>
+      <w:pPr>
+        <w:widowControl/>
+        <w:numPr>
+          <w:ilvl w:val="0"/>
+          <w:numId w:val="15"/>
+        </w:numPr>
+        <w:autoSpaceDE/>
+        <w:spacing w:before="100" w:beforeAutospacing="1" w:after="100" w:afterAutospacing="1"/>
+        <w:rPr>
+          <w:rFonts w:ascii="Times New Roman" w:eastAsia="Times New Roman" w:hAnsi="Times New Roman" w:cs="Times New Roman"/>
+        </w:rPr>
+      </w:pPr>
+      <w:r>
+        <w:rPr>
+          <w:rFonts w:ascii="Times New Roman" w:eastAsia="Times New Roman" w:hAnsi="Times New Roman" w:cs="Times New Roman"/>
+        </w:rPr>
+        <w:t>Developed and maintained Python-based ERP solutions, including scripts for data processing, slot availability reporting, and duplicate detection in Frappe ERPNext child tables.</w:t>
+      </w:r>
+    </w:p>
+    <w:p>
+      <w:pPr>
+        <w:widowControl/>
+        <w:numPr>
+          <w:ilvl w:val="0"/>
+          <w:numId w:val="15"/>
+        </w:numPr>
+        <w:autoSpaceDE/>
+        <w:spacing w:before="100" w:beforeAutospacing="1" w:after="100" w:afterAutospacing="1"/>
+        <w:rPr>
+          <w:rFonts w:ascii="Times New Roman" w:eastAsia="Times New Roman" w:hAnsi="Times New Roman" w:cs="Times New Roman"/>
+        </w:rPr>
+      </w:pPr>
+      <w:r>
+        <w:rPr>
+          <w:rFonts w:ascii="Times New Roman" w:eastAsia="Times New Roman" w:hAnsi="Times New Roman" w:cs="Times New Roman"/>
+        </w:rPr>
+        <w:t>Fulfilled a fully customized ERP solution for a high-profile client, tailoring Frappe ERPNext modules, workflows, and integrations to meet unique business requirements.</w:t>
+      </w:r>
+    </w:p>
+    <w:p>
+      <w:pPr>
+        <w:widowControl/>
+        <w:autoSpaceDE/>
+        <w:spacing w:before="100" w:beforeAutospacing="1" w:after="100" w:afterAutospacing="1"/>
+        <w:outlineLvl w:val="3"/>
+        <w:rPr>
+          <w:rFonts w:ascii="Times New Roman" w:eastAsia="Times New Roman" w:hAnsi="Times New Roman" w:cs="Times New Roman"/>
+          <w:b/>
+          <w:bCs/>
+        </w:rPr>
+      </w:pPr>
+      <w:r>
+        <w:rPr>
+          <w:rFonts w:ascii="Times New Roman" w:eastAsia="Times New Roman" w:hAnsi="Times New Roman" w:cs="Times New Roman"/>
+          <w:b/>
+          <w:bCs/>
+        </w:rPr>
+        <w:t>Python &amp; Backend Development</w:t>
+      </w:r>
+    </w:p>
+    <w:p>
+      <w:pPr>
+        <w:widowControl/>
+        <w:numPr>
+          <w:ilvl w:val="0"/>
+          <w:numId w:val="15"/>
+        </w:numPr>
+        <w:autoSpaceDE/>
+        <w:spacing w:before="100" w:beforeAutospacing="1" w:after="100" w:afterAutospacing="1"/>
+        <w:rPr>
+          <w:rFonts w:ascii="Times New Roman" w:eastAsia="Times New Roman" w:hAnsi="Times New Roman" w:cs="Times New Roman"/>
+        </w:rPr>
+      </w:pPr>
+      <w:r>
+        <w:rPr>
+          <w:rFonts w:ascii="Times New Roman" w:eastAsia="Times New Roman" w:hAnsi="Times New Roman" w:cs="Times New Roman"/>
+        </w:rPr>
+        <w:t>Designed and developed a fully dynamic Telegram bot management system using FastAPI and PostgreSQL, featuring a modern admin panel, granular permissions, and a superadmin console for process control.</w:t>
+      </w:r>
+    </w:p>
+    <w:p>
+      <w:pPr>
+        <w:widowControl/>
+        <w:numPr>
+          <w:ilvl w:val="0"/>
+          <w:numId w:val="15"/>
+        </w:numPr>
+        <w:autoSpaceDE/>
+        <w:spacing w:before="100" w:beforeAutospacing="1" w:after="100" w:afterAutospacing="1"/>
+        <w:rPr>
+          <w:rFonts w:ascii="Times New Roman" w:eastAsia="Times New Roman" w:hAnsi="Times New Roman" w:cs="Times New Roman"/>
+        </w:rPr>
+      </w:pPr>
+      <w:r>
+        <w:rPr>
+          <w:rFonts w:ascii="Times New Roman" w:eastAsia="Times New Roman" w:hAnsi="Times New Roman" w:cs="Times New Roman"/>
+        </w:rPr>
+        <w:t>Architected a responsive HTML/JavaScript UI for the Telegram bot system, enabling seamless management of bots, commands, users, and permissions with real-time log viewing and section persistence.</w:t>
+      </w:r>
+    </w:p>
+    <w:p>
+      <w:pPr>
+        <w:widowControl/>
+        <w:numPr>
+          <w:ilvl w:val="0"/>
+          <w:numId w:val="15"/>
+        </w:numPr>
+        <w:autoSpaceDE/>
+        <w:spacing w:before="100" w:beforeAutospacing="1" w:after="100" w:afterAutospacing="1"/>
+        <w:rPr>
+          <w:rFonts w:ascii="Times New Roman" w:eastAsia="Times New Roman" w:hAnsi="Times New Roman" w:cs="Times New Roman"/>
+        </w:rPr>
+      </w:pPr>
+      <w:r>
+        <w:rPr>
+          <w:rFonts w:ascii="Times New Roman" w:eastAsia="Times New Roman" w:hAnsi="Times New Roman" w:cs="Times New Roman"/>
+        </w:rPr>
+        <w:t>Spearheaded the implementation of a robust permissions system (global and per-resource) and Dockerized deployment for scalable, production-ready Python applications.</w:t>
+      </w:r>
+    </w:p>
+    <w:p>
+      <w:pPr>
+        <w:widowControl/>
+        <w:numPr>
+          <w:ilvl w:val="0"/>
+          <w:numId w:val="15"/>
+        </w:numPr>
+        <w:autoSpaceDE/>
+        <w:spacing w:before="100" w:beforeAutospacing="1" w:after="100" w:afterAutospacing="1"/>
+        <w:rPr>
+          <w:rFonts w:ascii="Times New Roman" w:eastAsia="Times New Roman" w:hAnsi="Times New Roman" w:cs="Times New Roman"/>
+        </w:rPr>
+      </w:pPr>
+      <w:r>
+        <w:rPr>
+          <w:rFonts w:ascii="Times New Roman" w:eastAsia="Times New Roman" w:hAnsi="Times New Roman" w:cs="Times New Roman"/>
+        </w:rPr>
+        <w:t>Oversaw the integration of Telegram’s Bot API with custom API endpoints, facilitating versatile communication platforms for internal and external services.</w:t>
+      </w:r>
+    </w:p>
+    <w:p>
+      <w:pPr>
+        <w:widowControl/>
+        <w:autoSpaceDE/>
+        <w:spacing w:before="100" w:beforeAutospacing="1" w:after="100" w:afterAutospacing="1"/>
+        <w:outlineLvl w:val="3"/>
+        <w:rPr>
+          <w:rFonts w:ascii="Times New Roman" w:eastAsia="Times New Roman" w:hAnsi="Times New Roman" w:cs="Times New Roman"/>
+          <w:b/>
+          <w:bCs/>
+        </w:rPr>
+      </w:pPr>
+      <w:r>
+        <w:rPr>
+          <w:rFonts w:ascii="Times New Roman" w:eastAsia="Times New Roman" w:hAnsi="Times New Roman" w:cs="Times New Roman"/>
+          <w:b/>
+          <w:bCs/>
+        </w:rPr>
+        <w:t>Consulting &amp; Mentorship</w:t>
+      </w:r>
+    </w:p>
+    <w:p>
+      <w:pPr>
+        <w:widowControl/>
+        <w:numPr>
+          <w:ilvl w:val="0"/>
+          <w:numId w:val="15"/>
+        </w:numPr>
+        <w:autoSpaceDE/>
+        <w:spacing w:before="100" w:beforeAutospacing="1" w:after="100" w:afterAutospacing="1"/>
+        <w:rPr>
+          <w:rFonts w:ascii="Times New Roman" w:eastAsia="Times New Roman" w:hAnsi="Times New Roman" w:cs="Times New Roman"/>
+        </w:rPr>
+      </w:pPr>
+      <w:r>
+        <w:rPr>
+          <w:rFonts w:ascii="Times New Roman" w:eastAsia="Times New Roman" w:hAnsi="Times New Roman" w:cs="Times New Roman"/>
+        </w:rPr>
+        <w:t>Provided technical consultation on ERPNext module customizations, REST API integrations, and JavaScript-based UI enhancements for improved user experience.</w:t>
+      </w:r>
+    </w:p>
+    <w:p>
+      <w:pPr>
+        <w:widowControl/>
+        <w:numPr>
+          <w:ilvl w:val="0"/>
+          <w:numId w:val="15"/>
+        </w:numPr>
+        <w:autoSpaceDE/>
+        <w:spacing w:before="100" w:beforeAutospacing="1" w:after="100" w:afterAutospacing="1"/>
+        <w:rPr>
+          <w:rFonts w:ascii="Times New Roman" w:eastAsia="Times New Roman" w:hAnsi="Times New Roman" w:cs="Times New Roman"/>
+        </w:rPr>
+      </w:pPr>
+      <w:r>
+        <w:rPr>
+          <w:rFonts w:ascii="Times New Roman" w:eastAsia="Times New Roman" w:hAnsi="Times New Roman" w:cs="Times New Roman"/>
+        </w:rPr>
+        <w:t>Mentored junior developers in Python, FastAPI, and Frappe Framework best practices, ensuring high-quality code delivery across multiple projects.</w:t>
+      </w:r>
+    </w:p>
+    <w:p>
+      <w:pPr>
+        <w:widowControl/>
+        <w:numPr>
+          <w:ilvl w:val="0"/>
+          <w:numId w:val="15"/>
+        </w:numPr>
+        <w:autoSpaceDE/>
+        <w:spacing w:before="100" w:beforeAutospacing="1" w:after="100" w:afterAutospacing="1"/>
+        <w:rPr>
+          <w:rFonts w:ascii="Times New Roman" w:eastAsia="Times New Roman" w:hAnsi="Times New Roman" w:cs="Times New Roman"/>
+        </w:rPr>
+      </w:pPr>
+      <w:r>
+        <w:rPr>
+          <w:rFonts w:ascii="Times New Roman" w:eastAsia="Times New Roman" w:hAnsi="Times New Roman" w:cs="Times New Roman"/>
+        </w:rPr>
+        <w:t>Collaborated with cross-functional teams to align ERP and Python project requirements with business objectives, driving process automation and system scalability.</w:t>
+      </w:r>
+    </w:p>
+    <w:p>
+      <w:pPr>
+        <w:widowControl/>
+        <w:autoSpaceDE/>
+        <w:autoSpaceDN/>
+        <w:spacing w:before="100" w:beforeAutospacing="1" w:after="100" w:afterAutospacing="1"/>
+        <w:rPr>
+          <w:rFonts w:ascii="Times New Roman" w:eastAsia="Times New Roman" w:hAnsi="Times New Roman" w:cs="Times New Roman"/>
+        </w:rPr>
+      </w:pPr>
+      <w:r>
+        <w:rPr>
+          <w:rFonts w:ascii="Times New Roman" w:eastAsia="Times New Roman" w:hAnsi="Times New Roman" w:cs="Times New Roman"/>
+        </w:rPr>
+        <w:t>--------------------------------------------------------------------------------------------------------------------------------------------------</w:t>
+      </w:r>
+    </w:p>
+    <w:p>
+      <w:pPr>
+        <w:widowControl/>
+        <w:autoSpaceDE/>
+        <w:spacing w:before="100" w:beforeAutospacing="1" w:after="100" w:afterAutospacing="1"/>
+        <w:rPr>
+          <w:rFonts w:ascii="Times New Roman" w:eastAsia="Times New Roman" w:hAnsi="Times New Roman" w:cs="Times New Roman"/>
+        </w:rPr>
+      </w:pPr>
+      <w:r>
+        <w:rPr>
+          <w:rFonts w:ascii="Times New Roman" w:eastAsia="Times New Roman" w:hAnsi="Times New Roman" w:cs="Times New Roman"/>
+          <w:b/>
+          <w:bCs/>
+        </w:rPr>
+        <w:t>Company</w:t>
+      </w:r>
+      <w:r>
+        <w:rPr>
+          <w:rFonts w:ascii="Times New Roman" w:eastAsia="Times New Roman" w:hAnsi="Times New Roman" w:cs="Times New Roman"/>
+        </w:rPr>
+        <w:t>: Nixpend - Sequential Technologies</w:t>
+      </w:r>
+      <w:r>
+        <w:rPr>
+          <w:rFonts w:ascii="Times New Roman" w:eastAsia="Times New Roman" w:hAnsi="Times New Roman" w:cs="Times New Roman"/>
+        </w:rPr>
+        <w:br/>
+      </w:r>
+      <w:r>
+        <w:rPr>
+          <w:rFonts w:ascii="Times New Roman" w:eastAsia="Times New Roman" w:hAnsi="Times New Roman" w:cs="Times New Roman"/>
+          <w:b/>
+          <w:bCs/>
+        </w:rPr>
+        <w:t>Title</w:t>
+      </w:r>
+      <w:r>
+        <w:rPr>
+          <w:rFonts w:ascii="Times New Roman" w:eastAsia="Times New Roman" w:hAnsi="Times New Roman" w:cs="Times New Roman"/>
+        </w:rPr>
+        <w:t>: ERP Full Stack Developer</w:t>
+      </w:r>
+      <w:r>
+        <w:rPr>
+          <w:rFonts w:ascii="Times New Roman" w:eastAsia="Times New Roman" w:hAnsi="Times New Roman" w:cs="Times New Roman"/>
+        </w:rPr>
+        <w:br/>
+      </w:r>
+      <w:r>
+        <w:rPr>
+          <w:rFonts w:ascii="Times New Roman" w:eastAsia="Times New Roman" w:hAnsi="Times New Roman" w:cs="Times New Roman"/>
+          <w:b/>
+          <w:bCs/>
+        </w:rPr>
+        <w:t>Acting Roles</w:t>
+      </w:r>
+      <w:r>
+        <w:rPr>
+          <w:rFonts w:ascii="Times New Roman" w:eastAsia="Times New Roman" w:hAnsi="Times New Roman" w:cs="Times New Roman"/>
+        </w:rPr>
+        <w:t>: ERP Trainer, Release Manager, Team Helper</w:t>
+      </w:r>
+      <w:r>
+        <w:rPr>
+          <w:rFonts w:ascii="Times New Roman" w:eastAsia="Times New Roman" w:hAnsi="Times New Roman" w:cs="Times New Roman"/>
+        </w:rPr>
+        <w:br/>
+      </w:r>
+      <w:r>
+        <w:rPr>
+          <w:rFonts w:ascii="Times New Roman" w:eastAsia="Times New Roman" w:hAnsi="Times New Roman" w:cs="Times New Roman"/>
+          <w:b/>
+          <w:bCs/>
+        </w:rPr>
+        <w:t>Experience</w:t>
+      </w:r>
+      <w:r>
+        <w:rPr>
+          <w:rFonts w:ascii="Times New Roman" w:eastAsia="Times New Roman" w:hAnsi="Times New Roman" w:cs="Times New Roman"/>
+        </w:rPr>
+        <w:t>: September 2022 – December 2023 (1 Year, 4 Months)</w:t>
+      </w:r>
+    </w:p>
+    <w:p>
+      <w:pPr>
+        <w:widowControl/>
+        <w:autoSpaceDE/>
+        <w:spacing w:before="100" w:beforeAutospacing="1" w:after="100" w:afterAutospacing="1"/>
+        <w:outlineLvl w:val="2"/>
+        <w:rPr>
+          <w:rFonts w:ascii="Times New Roman" w:eastAsia="Times New Roman" w:hAnsi="Times New Roman" w:cs="Times New Roman"/>
+          <w:b/>
+          <w:bCs/>
+          <w:sz w:val="24"/>
+          <w:szCs w:val="24"/>
+        </w:rPr>
+      </w:pPr>
+      <w:r>
+        <w:rPr>
+          <w:rFonts w:ascii="Times New Roman" w:eastAsia="Times New Roman" w:hAnsi="Times New Roman" w:cs="Times New Roman"/>
+          <w:b/>
+          <w:bCs/>
+          <w:sz w:val="24"/>
+          <w:szCs w:val="24"/>
+        </w:rPr>
+        <w:t>Technical Expertise</w:t>
       </w:r>
     </w:p>
     <w:p>
@@ -2677,6 +3204,34 @@
           <w:b/>
           <w:bCs/>
         </w:rPr>
+        <w:t>Development</w:t>
+      </w:r>
+      <w:r>
+        <w:rPr>
+          <w:rFonts w:ascii="Times New Roman" w:eastAsia="Times New Roman" w:hAnsi="Times New Roman" w:cs="Times New Roman"/>
+        </w:rPr>
+        <w:t>: Frappe Framework (JS/Python), Python, JavaScript, ERPNext, JINJA, HTML, CSS, Ajax, jQuery, SQL/MySQL</w:t>
+      </w:r>
+    </w:p>
+    <w:p>
+      <w:pPr>
+        <w:widowControl/>
+        <w:numPr>
+          <w:ilvl w:val="0"/>
+          <w:numId w:val="14"/>
+        </w:numPr>
+        <w:autoSpaceDE/>
+        <w:spacing w:before="100" w:beforeAutospacing="1" w:after="100" w:afterAutospacing="1"/>
+        <w:rPr>
+          <w:rFonts w:ascii="Times New Roman" w:eastAsia="Times New Roman" w:hAnsi="Times New Roman" w:cs="Times New Roman"/>
+        </w:rPr>
+      </w:pPr>
+      <w:r>
+        <w:rPr>
+          <w:rFonts w:ascii="Times New Roman" w:eastAsia="Times New Roman" w:hAnsi="Times New Roman" w:cs="Times New Roman"/>
+          <w:b/>
+          <w:bCs/>
+        </w:rPr>
         <w:t>Tools</w:t>
       </w:r>
       <w:r>
@@ -3089,6 +3644,245 @@
           <w:rFonts w:ascii="Times New Roman" w:eastAsia="Times New Roman" w:hAnsi="Times New Roman" w:cs="Times New Roman"/>
         </w:rPr>
         <w:t>Enhanced system scalability and reliability through cloud integrations and optimized configurations.</w:t>
+      </w:r>
+    </w:p>
+    <w:p>
+      <w:pPr>
+        <w:widowControl/>
+        <w:autoSpaceDE/>
+        <w:autoSpaceDN/>
+        <w:spacing w:before="100" w:beforeAutospacing="1" w:after="100" w:afterAutospacing="1"/>
+        <w:rPr>
+          <w:rFonts w:ascii="Times New Roman" w:eastAsia="Times New Roman" w:hAnsi="Times New Roman" w:cs="Times New Roman"/>
+        </w:rPr>
+      </w:pPr>
+      <w:r>
+        <w:rPr>
+          <w:rFonts w:ascii="Times New Roman" w:eastAsia="Times New Roman" w:hAnsi="Times New Roman" w:cs="Times New Roman"/>
+        </w:rPr>
+        <w:t>--------------------------------------------------------------------------------------------------------------------------------------------------</w:t>
+      </w:r>
+    </w:p>
+    <w:p>
+      <w:pPr>
+        <w:widowControl/>
+        <w:autoSpaceDE/>
+        <w:spacing w:before="100" w:beforeAutospacing="1" w:after="100" w:afterAutospacing="1"/>
+        <w:rPr>
+          <w:rFonts w:ascii="Times New Roman" w:eastAsia="Times New Roman" w:hAnsi="Times New Roman" w:cs="Times New Roman"/>
+        </w:rPr>
+      </w:pPr>
+      <w:r>
+        <w:rPr>
+          <w:rFonts w:ascii="Times New Roman" w:eastAsia="Times New Roman" w:hAnsi="Times New Roman" w:cs="Times New Roman"/>
+          <w:b/>
+          <w:bCs/>
+        </w:rPr>
+        <w:t>Company</w:t>
+      </w:r>
+      <w:r>
+        <w:rPr>
+          <w:rFonts w:ascii="Times New Roman" w:eastAsia="Times New Roman" w:hAnsi="Times New Roman" w:cs="Times New Roman"/>
+        </w:rPr>
+        <w:t>: Freelancer.com</w:t>
+      </w:r>
+      <w:r>
+        <w:rPr>
+          <w:rFonts w:ascii="Times New Roman" w:eastAsia="Times New Roman" w:hAnsi="Times New Roman" w:cs="Times New Roman"/>
+        </w:rPr>
+        <w:br/>
+      </w:r>
+      <w:r>
+        <w:rPr>
+          <w:rFonts w:ascii="Times New Roman" w:eastAsia="Times New Roman" w:hAnsi="Times New Roman" w:cs="Times New Roman"/>
+          <w:b/>
+          <w:bCs/>
+        </w:rPr>
+        <w:t>Title</w:t>
+      </w:r>
+      <w:r>
+        <w:rPr>
+          <w:rFonts w:ascii="Times New Roman" w:eastAsia="Times New Roman" w:hAnsi="Times New Roman" w:cs="Times New Roman"/>
+        </w:rPr>
+        <w:t>: Freelance Software Engineer</w:t>
+      </w:r>
+      <w:r>
+        <w:rPr>
+          <w:rFonts w:ascii="Times New Roman" w:eastAsia="Times New Roman" w:hAnsi="Times New Roman" w:cs="Times New Roman"/>
+        </w:rPr>
+        <w:br/>
+      </w:r>
+      <w:r>
+        <w:rPr>
+          <w:rFonts w:ascii="Times New Roman" w:eastAsia="Times New Roman" w:hAnsi="Times New Roman" w:cs="Times New Roman"/>
+          <w:b/>
+          <w:bCs/>
+        </w:rPr>
+        <w:t>Engagement</w:t>
+      </w:r>
+      <w:r>
+        <w:rPr>
+          <w:rFonts w:ascii="Times New Roman" w:eastAsia="Times New Roman" w:hAnsi="Times New Roman" w:cs="Times New Roman"/>
+        </w:rPr>
+        <w:t>: Freelance · Remote · Online</w:t>
+      </w:r>
+      <w:r>
+        <w:rPr>
+          <w:rFonts w:ascii="Times New Roman" w:eastAsia="Times New Roman" w:hAnsi="Times New Roman" w:cs="Times New Roman"/>
+        </w:rPr>
+        <w:br/>
+      </w:r>
+      <w:r>
+        <w:rPr>
+          <w:rFonts w:ascii="Times New Roman" w:eastAsia="Times New Roman" w:hAnsi="Times New Roman" w:cs="Times New Roman"/>
+          <w:b/>
+          <w:bCs/>
+        </w:rPr>
+        <w:t>Experience</w:t>
+      </w:r>
+      <w:r>
+        <w:rPr>
+          <w:rFonts w:ascii="Times New Roman" w:eastAsia="Times New Roman" w:hAnsi="Times New Roman" w:cs="Times New Roman"/>
+        </w:rPr>
+        <w:t>: March 2022 – September 2022 (7 Months)</w:t>
+      </w:r>
+    </w:p>
+    <w:p>
+      <w:pPr>
+        <w:widowControl/>
+        <w:autoSpaceDE/>
+        <w:spacing w:before="100" w:beforeAutospacing="1" w:after="100" w:afterAutospacing="1"/>
+        <w:outlineLvl w:val="2"/>
+        <w:rPr>
+          <w:rFonts w:ascii="Times New Roman" w:eastAsia="Times New Roman" w:hAnsi="Times New Roman" w:cs="Times New Roman"/>
+          <w:b/>
+          <w:bCs/>
+          <w:sz w:val="24"/>
+          <w:szCs w:val="24"/>
+        </w:rPr>
+      </w:pPr>
+      <w:r>
+        <w:rPr>
+          <w:rFonts w:ascii="Times New Roman" w:eastAsia="Times New Roman" w:hAnsi="Times New Roman" w:cs="Times New Roman"/>
+          <w:b/>
+          <w:bCs/>
+          <w:sz w:val="24"/>
+          <w:szCs w:val="24"/>
+        </w:rPr>
+        <w:t>Technical Expertise</w:t>
+      </w:r>
+    </w:p>
+    <w:p>
+      <w:pPr>
+        <w:widowControl/>
+        <w:numPr>
+          <w:ilvl w:val="0"/>
+          <w:numId w:val="14"/>
+        </w:numPr>
+        <w:autoSpaceDE/>
+        <w:spacing w:before="100" w:beforeAutospacing="1" w:after="100" w:afterAutospacing="1"/>
+        <w:rPr>
+          <w:rFonts w:ascii="Times New Roman" w:eastAsia="Times New Roman" w:hAnsi="Times New Roman" w:cs="Times New Roman"/>
+        </w:rPr>
+      </w:pPr>
+      <w:r>
+        <w:rPr>
+          <w:rFonts w:ascii="Times New Roman" w:eastAsia="Times New Roman" w:hAnsi="Times New Roman" w:cs="Times New Roman"/>
+          <w:b/>
+          <w:bCs/>
+        </w:rPr>
+        <w:t>Development</w:t>
+      </w:r>
+      <w:r>
+        <w:rPr>
+          <w:rFonts w:ascii="Times New Roman" w:eastAsia="Times New Roman" w:hAnsi="Times New Roman" w:cs="Times New Roman"/>
+        </w:rPr>
+        <w:t>: Python, JavaScript, PHP, REST APIs, HTML, CSS, SQL/MySQL</w:t>
+      </w:r>
+    </w:p>
+    <w:p>
+      <w:pPr>
+        <w:widowControl/>
+        <w:autoSpaceDE/>
+        <w:spacing w:before="100" w:beforeAutospacing="1" w:after="100" w:afterAutospacing="1"/>
+        <w:outlineLvl w:val="2"/>
+        <w:rPr>
+          <w:rFonts w:ascii="Times New Roman" w:eastAsia="Times New Roman" w:hAnsi="Times New Roman" w:cs="Times New Roman"/>
+          <w:b/>
+          <w:bCs/>
+          <w:sz w:val="24"/>
+          <w:szCs w:val="24"/>
+        </w:rPr>
+      </w:pPr>
+      <w:r>
+        <w:rPr>
+          <w:rFonts w:ascii="Times New Roman" w:eastAsia="Times New Roman" w:hAnsi="Times New Roman" w:cs="Times New Roman"/>
+          <w:b/>
+          <w:bCs/>
+          <w:sz w:val="24"/>
+          <w:szCs w:val="24"/>
+        </w:rPr>
+        <w:t>Key Contributions</w:t>
+      </w:r>
+    </w:p>
+    <w:p>
+      <w:pPr>
+        <w:widowControl/>
+        <w:numPr>
+          <w:ilvl w:val="0"/>
+          <w:numId w:val="15"/>
+        </w:numPr>
+        <w:autoSpaceDE/>
+        <w:spacing w:before="100" w:beforeAutospacing="1" w:after="100" w:afterAutospacing="1"/>
+        <w:rPr>
+          <w:rFonts w:ascii="Times New Roman" w:eastAsia="Times New Roman" w:hAnsi="Times New Roman" w:cs="Times New Roman"/>
+        </w:rPr>
+      </w:pPr>
+      <w:r>
+        <w:rPr>
+          <w:rFonts w:ascii="Times New Roman" w:eastAsia="Times New Roman" w:hAnsi="Times New Roman" w:cs="Times New Roman"/>
+        </w:rPr>
+        <w:t>Delivered custom web and backend solutions for international clients through Freelancer.com, covering the full lifecycle from requirements to delivery.</w:t>
+      </w:r>
+    </w:p>
+    <w:p>
+      <w:pPr>
+        <w:widowControl/>
+        <w:numPr>
+          <w:ilvl w:val="0"/>
+          <w:numId w:val="15"/>
+        </w:numPr>
+        <w:autoSpaceDE/>
+        <w:spacing w:before="100" w:beforeAutospacing="1" w:after="100" w:afterAutospacing="1"/>
+        <w:rPr>
+          <w:rFonts w:ascii="Times New Roman" w:eastAsia="Times New Roman" w:hAnsi="Times New Roman" w:cs="Times New Roman"/>
+        </w:rPr>
+      </w:pPr>
+      <w:r>
+        <w:rPr>
+          <w:rFonts w:ascii="Times New Roman" w:eastAsia="Times New Roman" w:hAnsi="Times New Roman" w:cs="Times New Roman"/>
+        </w:rPr>
+        <w:t>Built REST APIs, automation scripts, and full-stack features using Python, JavaScript, and PHP.</w:t>
+      </w:r>
+    </w:p>
+    <w:p>
+      <w:pPr>
+        <w:widowControl/>
+        <w:numPr>
+          <w:ilvl w:val="0"/>
+          <w:numId w:val="15"/>
+        </w:numPr>
+        <w:autoSpaceDE/>
+        <w:spacing w:before="100" w:beforeAutospacing="1" w:after="100" w:afterAutospacing="1"/>
+        <w:rPr>
+          <w:rFonts w:ascii="Times New Roman" w:eastAsia="Times New Roman" w:hAnsi="Times New Roman" w:cs="Times New Roman"/>
+        </w:rPr>
+      </w:pPr>
+      <w:r>
+        <w:rPr>
+          <w:rFonts w:ascii="Times New Roman" w:eastAsia="Times New Roman" w:hAnsi="Times New Roman" w:cs="Times New Roman"/>
+        </w:rPr>
+        <w:t>Managed projects independently, handling client communication, timelines, and remote delivery.</w:t>
       </w:r>
     </w:p>
     <w:p>

--- a/word/C.V.docx
+++ b/word/C.V.docx
@@ -634,15 +634,14 @@
           <w:b/>
           <w:bCs/>
         </w:rPr>
-        <w:t>ERP Squad Lead - Senior</w:t>
-      </w:r>
-      <w:r>
-        <w:rPr>
-          <w:rFonts w:ascii="Times New Roman" w:eastAsia="Times New Roman" w:hAnsi="Times New Roman" w:cs="Times New Roman"/>
-          <w:b/>
-          <w:bCs/>
-        </w:rPr>
-        <w:t xml:space="preserve"> ERP Full Stack Developer</w:t>
+        <w:t>Senior Software Engineer · ERP Squad Lead</w:t>
+      </w:r>
+      <w:r>
+        <w:rPr>
+          <w:rFonts w:ascii="Times New Roman" w:eastAsia="Times New Roman" w:hAnsi="Times New Roman" w:cs="Times New Roman"/>
+          <w:b/>
+          <w:bCs/>
+        </w:rPr>
       </w:r>
       <w:r>
         <w:rPr>
@@ -715,7 +714,7 @@
           <w:b/>
           <w:bCs/>
         </w:rPr>
-        <w:t>MID - ERP Full Stack Developer</w:t>
+        <w:t>MID Software Engineer</w:t>
       </w:r>
       <w:r>
         <w:rPr>
@@ -1364,7 +1363,7 @@
         <w:rPr>
           <w:rFonts w:ascii="Times New Roman" w:eastAsia="Times New Roman" w:hAnsi="Times New Roman" w:cs="Times New Roman"/>
         </w:rPr>
-        <w:t>, Flask</w:t>
+        <w:t>, Flask, FastAPI</w:t>
       </w:r>
       <w:r>
         <w:rPr>
@@ -1616,13 +1615,12 @@
         <w:rPr>
           <w:rFonts w:ascii="Times New Roman" w:eastAsia="Times New Roman" w:hAnsi="Times New Roman" w:cs="Times New Roman"/>
         </w:rPr>
-        <w:t>ERP Squad Lead - Senior</w:t>
-      </w:r>
-      <w:r>
-        <w:rPr>
-          <w:rFonts w:ascii="Times New Roman" w:eastAsia="Times New Roman" w:hAnsi="Times New Roman" w:cs="Times New Roman"/>
-        </w:rPr>
-        <w:t xml:space="preserve"> ERP Full Stack Developer</w:t>
+        <w:t>Senior Software Engineer · ERP Squad Lead</w:t>
+      </w:r>
+      <w:r>
+        <w:rPr>
+          <w:rFonts w:ascii="Times New Roman" w:eastAsia="Times New Roman" w:hAnsi="Times New Roman" w:cs="Times New Roman"/>
+        </w:rPr>
       </w:r>
       <w:r>
         <w:rPr>
@@ -1719,7 +1717,7 @@
         <w:rPr>
           <w:rFonts w:ascii="Times New Roman" w:eastAsia="Times New Roman" w:hAnsi="Times New Roman" w:cs="Times New Roman"/>
         </w:rPr>
-        <w:t xml:space="preserve"> Frappe Framework (JS/Python), Python, JavaScript, Vue.js, Vuetify, ERPNext, JINJA, HTML, CSS, Ajax, jQuery, SQL/MySQL</w:t>
+        <w:t xml:space="preserve"> Frappe Framework (JS/Python), Python, JavaScript, Vue.js, Vuetify, ERPNext, JINJA, HTML, CSS, Ajax, jQuery, SQL/MySQL, Laravel/PHP, Flask, FastAPI, REST APIs, Webhooks, MongoDB, Redis.</w:t>
       </w:r>
     </w:p>
     <w:p>
@@ -1748,7 +1746,7 @@
         <w:rPr>
           <w:rFonts w:ascii="Times New Roman" w:eastAsia="Times New Roman" w:hAnsi="Times New Roman" w:cs="Times New Roman"/>
         </w:rPr>
-        <w:t xml:space="preserve"> Ubuntu, Cloudflare, NGINX, AWS Cloud, Docker</w:t>
+        <w:t xml:space="preserve"> Ubuntu, Cloudflare, NGINX, AWS Cloud, Docker, Helm, ArgoCD, Jenkins</w:t>
       </w:r>
     </w:p>
     <w:p>
@@ -1860,7 +1858,7 @@
         <w:rPr>
           <w:rFonts w:ascii="Times New Roman" w:eastAsia="Times New Roman" w:hAnsi="Times New Roman" w:cs="Times New Roman"/>
         </w:rPr>
-        <w:t>Lead the ERP Squad, overseeing the strategic direction and execution of ERPNext and Frappe-related projects.</w:t>
+        <w:t>Lead the ERP Squad, owning the strategic direction and execution of ERPNext/Frappe projects and the backend services built around them in Python and PHP.</w:t>
       </w:r>
     </w:p>
     <w:p>
@@ -1944,7 +1942,7 @@
         <w:rPr>
           <w:rFonts w:ascii="Times New Roman" w:eastAsia="Times New Roman" w:hAnsi="Times New Roman" w:cs="Times New Roman"/>
         </w:rPr>
-        <w:t>Define technical strategies and lead architecture decisions for scalable, high-performance ERP systems.</w:t>
+        <w:t>Define technical strategy and lead architecture decisions across ERP and standalone backend services (Laravel, FastAPI, Flask), with a focus on scalability, correct behaviour under failure, and clean service boundaries.</w:t>
       </w:r>
     </w:p>
     <w:p>
@@ -1987,7 +1985,7 @@
         <w:rPr>
           <w:rFonts w:ascii="Times New Roman" w:eastAsia="Times New Roman" w:hAnsi="Times New Roman" w:cs="Times New Roman"/>
         </w:rPr>
-        <w:t>Conducted technical training sessions on Frappe/ERPNext, Python, and JavaScript for internal team growth.</w:t>
+        <w:t>Conducted technical training sessions on Frappe/ERPNext, Python, JavaScript and REST API design for internal team growth.</w:t>
       </w:r>
     </w:p>
     <w:p>
@@ -2051,7 +2049,7 @@
           <w:b/>
           <w:bCs/>
         </w:rPr>
-        <w:t>Development &amp; Implementation</w:t>
+        <w:t>ERP Development &amp; Implementation</w:t>
       </w:r>
     </w:p>
     <w:p>
@@ -2147,7 +2145,7 @@
         <w:rPr>
           <w:rFonts w:ascii="Times New Roman" w:eastAsia="Times New Roman" w:hAnsi="Times New Roman" w:cs="Times New Roman"/>
         </w:rPr>
-        <w:t>Developed the “Single View Connector,” a standalone Flask application for integrating with external banking and third-party services.</w:t>
+        <w:t>Designed and implemented a customizable Kanban board and resolved complex user interaction challenges.</w:t>
       </w:r>
     </w:p>
     <w:p>
@@ -2168,7 +2166,29 @@
         <w:rPr>
           <w:rFonts w:ascii="Times New Roman" w:eastAsia="Times New Roman" w:hAnsi="Times New Roman" w:cs="Times New Roman"/>
         </w:rPr>
-        <w:t>Designed and implemented a customizable Kanban board and resolved complex user interaction challenges.</w:t>
+        <w:t>Automated instance setup using Bash for WSL and Ubuntu environments, reducing developer setup time.</w:t>
+      </w:r>
+    </w:p>
+    <w:p>
+      <w:pPr>
+        <w:widowControl/>
+        <w:autoSpaceDE/>
+        <w:autoSpaceDN/>
+        <w:spacing w:before="100" w:beforeAutospacing="1" w:after="100" w:afterAutospacing="1"/>
+        <w:outlineLvl w:val="3"/>
+        <w:rPr>
+          <w:rFonts w:ascii="Times New Roman" w:eastAsia="Times New Roman" w:hAnsi="Times New Roman" w:cs="Times New Roman"/>
+          <w:b/>
+          <w:bCs/>
+        </w:rPr>
+      </w:pPr>
+      <w:r>
+        <w:rPr>
+          <w:rFonts w:ascii="Times New Roman" w:eastAsia="Times New Roman" w:hAnsi="Times New Roman" w:cs="Times New Roman"/>
+          <w:b/>
+          <w:bCs/>
+        </w:rPr>
+        <w:t>Backend Services &amp; Integrations (Python &amp; PHP)</w:t>
       </w:r>
     </w:p>
     <w:p>
@@ -2189,7 +2209,91 @@
         <w:rPr>
           <w:rFonts w:ascii="Times New Roman" w:eastAsia="Times New Roman" w:hAnsi="Times New Roman" w:cs="Times New Roman"/>
         </w:rPr>
-        <w:t>Automated instance setup using Bash for WSL and Ubuntu environments, reducing developer setup time.</w:t>
+        <w:t>Developed the “Single View Connector,” a standalone Flask application for integrating with external banking and third-party services.</w:t>
+      </w:r>
+    </w:p>
+    <w:p>
+      <w:pPr>
+        <w:widowControl/>
+        <w:numPr>
+          <w:ilvl w:val="0"/>
+          <w:numId w:val="28"/>
+        </w:numPr>
+        <w:autoSpaceDE/>
+        <w:autoSpaceDN/>
+        <w:spacing w:before="100" w:beforeAutospacing="1" w:after="100" w:afterAutospacing="1"/>
+        <w:rPr>
+          <w:rFonts w:ascii="Times New Roman" w:eastAsia="Times New Roman" w:hAnsi="Times New Roman" w:cs="Times New Roman"/>
+        </w:rPr>
+      </w:pPr>
+      <w:r>
+        <w:rPr>
+          <w:rFonts w:ascii="Times New Roman" w:eastAsia="Times New Roman" w:hAnsi="Times New Roman" w:cs="Times New Roman"/>
+        </w:rPr>
+        <w:t>Built a provider-agnostic escrow payments microservice in Laravel (PHP 8.4, MySQL, MongoDB, queued workers) that brokers a licensed escrow provider behind one stable internal API, with idempotent money movement and two-directional webhooks.</w:t>
+      </w:r>
+    </w:p>
+    <w:p>
+      <w:pPr>
+        <w:widowControl/>
+        <w:numPr>
+          <w:ilvl w:val="0"/>
+          <w:numId w:val="28"/>
+        </w:numPr>
+        <w:autoSpaceDE/>
+        <w:autoSpaceDN/>
+        <w:spacing w:before="100" w:beforeAutospacing="1" w:after="100" w:afterAutospacing="1"/>
+        <w:rPr>
+          <w:rFonts w:ascii="Times New Roman" w:eastAsia="Times New Roman" w:hAnsi="Times New Roman" w:cs="Times New Roman"/>
+        </w:rPr>
+      </w:pPr>
+      <w:r>
+        <w:rPr>
+          <w:rFonts w:ascii="Times New Roman" w:eastAsia="Times New Roman" w:hAnsi="Times New Roman" w:cs="Times New Roman"/>
+        </w:rPr>
+        <w:t>Integrated the escrow service end to end into the live ERP as a parallel payment path: seller registration and virtual IBAN issuance, a three-step clearing process, accounting postings driven only by confirmed provider callbacks, refunds, reconciliation when a callback is lost, and SLA monitoring with operational reports.</w:t>
+      </w:r>
+    </w:p>
+    <w:p>
+      <w:pPr>
+        <w:widowControl/>
+        <w:numPr>
+          <w:ilvl w:val="0"/>
+          <w:numId w:val="28"/>
+        </w:numPr>
+        <w:autoSpaceDE/>
+        <w:autoSpaceDN/>
+        <w:spacing w:before="100" w:beforeAutospacing="1" w:after="100" w:afterAutospacing="1"/>
+        <w:rPr>
+          <w:rFonts w:ascii="Times New Roman" w:eastAsia="Times New Roman" w:hAnsi="Times New Roman" w:cs="Times New Roman"/>
+        </w:rPr>
+      </w:pPr>
+      <w:r>
+        <w:rPr>
+          <w:rFonts w:ascii="Times New Roman" w:eastAsia="Times New Roman" w:hAnsi="Times New Roman" w:cs="Times New Roman"/>
+        </w:rPr>
+        <w:t>Delivered it as a ~26-ticket epic without altering the existing payment flow that carries current volume.</w:t>
+      </w:r>
+    </w:p>
+    <w:p>
+      <w:pPr>
+        <w:widowControl/>
+        <w:numPr>
+          <w:ilvl w:val="0"/>
+          <w:numId w:val="28"/>
+        </w:numPr>
+        <w:autoSpaceDE/>
+        <w:autoSpaceDN/>
+        <w:spacing w:before="100" w:beforeAutospacing="1" w:after="100" w:afterAutospacing="1"/>
+        <w:rPr>
+          <w:rFonts w:ascii="Times New Roman" w:eastAsia="Times New Roman" w:hAnsi="Times New Roman" w:cs="Times New Roman"/>
+        </w:rPr>
+      </w:pPr>
+      <w:r>
+        <w:rPr>
+          <w:rFonts w:ascii="Times New Roman" w:eastAsia="Times New Roman" w:hAnsi="Times New Roman" w:cs="Times New Roman"/>
+        </w:rPr>
+        <w:t>Built and maintained standalone Python services (Flask, FastAPI) exposing REST APIs for integrations with banking and third-party providers, deployed alongside the ERP and consuming its data through documented endpoints.</w:t>
       </w:r>
     </w:p>
     <w:p>
